--- a/reports/r0091.docx
+++ b/reports/r0091.docx
@@ -45,7 +45,7 @@
           <w:color w:val="000000"/>
           <w:sz w:val="21"/>
         </w:rPr>
-        <w:t>■ 潍坊经济总量列山东省第四位，人均GDP约9.20万元、人均经济实力居全省中游，经济增速由5.15%回升至5.50%、动能边际改善；固定资产投资最新增速转负（-4.50%），经济动能仍有待修复。【待补充：潍坊市的行政与战略定位、支柱产业及龙头企业（数据库未覆盖，需人工补充）】</w:t>
+        <w:t>■ 潍坊作为山东省下辖地级市，经济总量列山东省第四位，人均GDP约9.20万元、人均经济实力居全省中游，经济增速由5.15%回升至5.50%、动能边际改善；固定资产投资最新增速转负（-4.50%），经济动能仍有待修复。</w:t>
       </w:r>
     </w:p>
     <w:p>
@@ -75,7 +75,7 @@
           <w:color w:val="000000"/>
           <w:sz w:val="21"/>
         </w:rPr>
-        <w:t>产业结构方面，2025年潍坊市三次产业结构为8.5:41.2:50.3。【待补充：支柱产业、主要龙头企业、对外贸易等定性描述（数据库未覆盖）】</w:t>
+        <w:t>产业结构方面，2025年潍坊市三次产业结构为8.5:41.2:50.3，以动力装备、农业及食品加工、化工、纺织为支柱，潍柴动力所在地，农业产业化水平高。</w:t>
       </w:r>
     </w:p>
     <w:p>
